--- a/06_ДЗ/Шаблон_отчёта.docx
+++ b/06_ДЗ/Шаблон_отчёта.docx
@@ -7350,7 +7350,7 @@
                 <w:sz w:val="24"/>
                 <w:szCs w:val="24"/>
               </w:rPr>
-              <w:t xml:space="preserve">Р3. Нет конфликтов путей</w:t>
+              <w:t xml:space="preserve">Р3. Нет конфликтов путей в штатном режиме; при отказе — измерено и объяснено</w:t>
             </w:r>
           </w:p>
         </w:tc>
